--- a/examples/graphics/doc/grf_boxplot.docx
+++ b/examples/graphics/doc/grf_boxplot.docx
@@ -482,26 +482,6 @@
           <w:rStyle w:val="NormalTok"/>
         </w:rPr>
         <w:t xml:space="preserve">(grf)  </w:t>
-      </w:r>
-    </w:p>
-    <w:p>
-      <w:pPr>
-        <w:pStyle w:val="SourceCode"/>
-      </w:pPr>
-      <w:r>
-        <w:rPr>
-          <w:rStyle w:val="VerbatimChar"/>
-        </w:rPr>
-        <w:t xml:space="preserve">## Ignoring unknown labels:</w:t>
-      </w:r>
-      <w:r>
-        <w:br/>
-      </w:r>
-      <w:r>
-        <w:rPr>
-          <w:rStyle w:val="VerbatimChar"/>
-        </w:rPr>
-        <w:t xml:space="preserve">## • colour : "c(\"Sepal.Length\", \"Sepal.Width\", \"Petal.Length\", \"Petal.Width\", \"Species\")"</w:t>
       </w:r>
     </w:p>
     <w:p>
@@ -664,26 +644,6 @@
     </w:p>
     <w:p>
       <w:pPr>
-        <w:pStyle w:val="SourceCode"/>
-      </w:pPr>
-      <w:r>
-        <w:rPr>
-          <w:rStyle w:val="VerbatimChar"/>
-        </w:rPr>
-        <w:t xml:space="preserve">## Ignoring unknown labels:</w:t>
-      </w:r>
-      <w:r>
-        <w:br/>
-      </w:r>
-      <w:r>
-        <w:rPr>
-          <w:rStyle w:val="VerbatimChar"/>
-        </w:rPr>
-        <w:t xml:space="preserve">## • colour : "c(\"Sepal.Length\", \"Sepal.Width\", \"Petal.Length\", \"Petal.Width\", \"Species\")"</w:t>
-      </w:r>
-    </w:p>
-    <w:p>
-      <w:pPr>
         <w:pStyle w:val="FirstParagraph"/>
       </w:pPr>
       <w:r>
@@ -749,7 +709,11 @@
         <w:t xml:space="preserve">- Wickham, H. (2016). ggplot2: Elegant Graphics for Data Analysis. Springer.</w:t>
       </w:r>
     </w:p>
-    <w:sectPr/>
+    <w:sectPr>
+      <w:footnotePr>
+        <w:numRestart w:val="eachSect"/>
+      </w:footnotePr>
+    </w:sectPr>
   </w:body>
 </w:document>
 </file>
@@ -921,8 +885,6 @@
     </w:pPr>
     <w:rPr>
       <w:rFonts w:asciiTheme="majorHAnsi" w:cstheme="majorBidi" w:eastAsiaTheme="majorEastAsia" w:hAnsiTheme="majorHAnsi"/>
-      <w:spacing w:val="-10"/>
-      <w:kern w:val="28"/>
       <w:sz w:val="56"/>
       <w:szCs w:val="56"/>
     </w:rPr>
@@ -935,15 +897,13 @@
     <w:rsid w:val="00A10FD9"/>
     <w:rPr>
       <w:rFonts w:asciiTheme="majorHAnsi" w:cstheme="majorBidi" w:eastAsiaTheme="majorEastAsia" w:hAnsiTheme="majorHAnsi"/>
-      <w:spacing w:val="-10"/>
-      <w:kern w:val="28"/>
       <w:sz w:val="56"/>
       <w:szCs w:val="56"/>
     </w:rPr>
   </w:style>
   <w:style w:styleId="Subtitle" w:type="paragraph">
     <w:name w:val="Subtitle"/>
-    <w:basedOn w:val="Normal"/>
+    <w:basedOn w:val="Title"/>
     <w:next w:val="BodyText"/>
     <w:link w:val="SubtitleChar"/>
     <w:uiPriority w:val="11"/>
@@ -954,6 +914,19 @@
         <w:ilvl w:val="1"/>
       </w:numPr>
     </w:pPr>
+    <w:rPr>
+      <w:rFonts w:cstheme="majorBidi" w:eastAsiaTheme="majorEastAsia"/>
+      <w:spacing w:val="15"/>
+      <w:sz w:val="28"/>
+      <w:szCs w:val="28"/>
+    </w:rPr>
+  </w:style>
+  <w:style w:customStyle="1" w:styleId="SubtitleChar" w:type="character">
+    <w:name w:val="Subtitle Char"/>
+    <w:basedOn w:val="DefaultParagraphFont"/>
+    <w:link w:val="Subtitle"/>
+    <w:uiPriority w:val="11"/>
+    <w:rsid w:val="00A10FD9"/>
     <w:rPr>
       <w:rFonts w:cstheme="majorBidi" w:eastAsiaTheme="majorEastAsia"/>
       <w:color w:themeColor="text1" w:themeTint="A6" w:val="595959"/>
@@ -962,39 +935,33 @@
       <w:szCs w:val="28"/>
     </w:rPr>
   </w:style>
-  <w:style w:customStyle="1" w:styleId="SubtitleChar" w:type="character">
-    <w:name w:val="Subtitle Char"/>
-    <w:basedOn w:val="DefaultParagraphFont"/>
-    <w:link w:val="Subtitle"/>
-    <w:uiPriority w:val="11"/>
-    <w:rsid w:val="00A10FD9"/>
-    <w:rPr>
-      <w:rFonts w:cstheme="majorBidi" w:eastAsiaTheme="majorEastAsia"/>
-      <w:color w:themeColor="text1" w:themeTint="A6" w:val="595959"/>
-      <w:spacing w:val="15"/>
-      <w:sz w:val="28"/>
-      <w:szCs w:val="28"/>
-    </w:rPr>
-  </w:style>
   <w:style w:customStyle="1" w:styleId="Author" w:type="paragraph">
     <w:name w:val="Author"/>
+    <w:basedOn w:val="Title"/>
     <w:next w:val="BodyText"/>
     <w:qFormat/>
     <w:pPr>
       <w:keepNext/>
       <w:keepLines/>
-      <w:jc w:val="center"/>
-    </w:pPr>
+    </w:pPr>
+    <w:rPr>
+      <w:sz w:val="24"/>
+      <w:szCs w:val="24"/>
+    </w:rPr>
   </w:style>
   <w:style w:styleId="Date" w:type="paragraph">
     <w:name w:val="Date"/>
+    <w:basedOn w:val="Title"/>
     <w:next w:val="BodyText"/>
     <w:qFormat/>
     <w:pPr>
       <w:keepNext/>
       <w:keepLines/>
-      <w:jc w:val="center"/>
-    </w:pPr>
+    </w:pPr>
+    <w:rPr>
+      <w:sz w:val="24"/>
+      <w:szCs w:val="24"/>
+    </w:rPr>
   </w:style>
   <w:style w:customStyle="1" w:styleId="AbstractTitle" w:type="paragraph">
     <w:name w:val="Abstract Title"/>
@@ -1009,7 +976,6 @@
     </w:pPr>
     <w:rPr>
       <w:b/>
-      <w:color w:val="345A8A"/>
       <w:sz w:val="20"/>
       <w:szCs w:val="20"/>
     </w:rPr>
